--- a/modelos/11_pop.docx
+++ b/modelos/11_pop.docx
@@ -175,7 +175,13 @@
               <w:rPr>
                 <w:rFonts w:ascii="Arial" w:hAnsi="Arial" w:cs="Arial"/>
               </w:rPr>
-              <w:t>:  @nome</w:t>
+              <w:t xml:space="preserve">:  </w:t>
+            </w:r>
+            <w:r>
+              <w:rPr>
+                <w:rFonts w:ascii="Arial" w:hAnsi="Arial" w:cs="Arial"/>
+              </w:rPr>
+              <w:t>{{NOME}}</w:t>
             </w:r>
           </w:p>
         </w:tc>
@@ -212,7 +218,7 @@
               <w:rPr>
                 <w:rFonts w:ascii="Arial" w:hAnsi="Arial" w:cs="Arial"/>
               </w:rPr>
-              <w:t>:  @matricula</w:t>
+              <w:t xml:space="preserve">:  </w:t>
             </w:r>
           </w:p>
         </w:tc>
@@ -254,7 +260,13 @@
               <w:rPr>
                 <w:rFonts w:ascii="Arial" w:hAnsi="Arial" w:cs="Arial"/>
               </w:rPr>
-              <w:t>:   @funcao</w:t>
+              <w:t xml:space="preserve">:   </w:t>
+            </w:r>
+            <w:r>
+              <w:rPr>
+                <w:rFonts w:ascii="Arial" w:hAnsi="Arial" w:cs="Arial"/>
+              </w:rPr>
+              <w:t>{{CARGO}}</w:t>
             </w:r>
           </w:p>
         </w:tc>
@@ -296,7 +308,13 @@
               <w:rPr>
                 <w:rFonts w:ascii="Arial" w:hAnsi="Arial" w:cs="Arial"/>
               </w:rPr>
-              <w:t>:  @dt_adm</w:t>
+              <w:t xml:space="preserve">:  </w:t>
+            </w:r>
+            <w:r>
+              <w:rPr>
+                <w:rFonts w:ascii="Arial" w:hAnsi="Arial" w:cs="Arial"/>
+              </w:rPr>
+              <w:t>{{DATA_ADMISSAO}}</w:t>
             </w:r>
           </w:p>
         </w:tc>
@@ -338,7 +356,13 @@
               <w:rPr>
                 <w:rFonts w:ascii="Arial" w:hAnsi="Arial" w:cs="Arial"/>
               </w:rPr>
-              <w:t>:  @lotacao</w:t>
+              <w:t xml:space="preserve">:  </w:t>
+            </w:r>
+            <w:r>
+              <w:rPr>
+                <w:rFonts w:ascii="Arial" w:hAnsi="Arial" w:cs="Arial"/>
+              </w:rPr>
+              <w:t>{{LOTACAO}}</w:t>
             </w:r>
           </w:p>
         </w:tc>
@@ -368,7 +392,7 @@
       </w:tr>
       <w:tr>
         <w:trPr>
-          <w:trHeight w:val="500"/>
+          <w:trHeight w:val="601"/>
         </w:trPr>
         <w:tc>
           <w:tcPr>
@@ -398,13 +422,19 @@
                 <w:b/>
                 <w:bCs/>
               </w:rPr>
-              <w:t xml:space="preserve">Nº CTPS:  </w:t>
-            </w:r>
-            <w:r>
-              <w:rPr>
-                <w:rFonts w:ascii="Arial" w:hAnsi="Arial" w:cs="Arial"/>
-              </w:rPr>
-              <w:t>@ctps</w:t>
+              <w:t>Nº CPF</w:t>
+            </w:r>
+            <w:r>
+              <w:rPr>
+                <w:rFonts w:ascii="Arial" w:hAnsi="Arial" w:cs="Arial"/>
+              </w:rPr>
+              <w:t xml:space="preserve">: </w:t>
+            </w:r>
+            <w:r>
+              <w:rPr>
+                <w:rFonts w:ascii="Arial" w:hAnsi="Arial" w:cs="Arial"/>
+              </w:rPr>
+              <w:t>{{CPF}}</w:t>
             </w:r>
           </w:p>
         </w:tc>
@@ -429,20 +459,6 @@
                 <w:szCs w:val="24"/>
               </w:rPr>
             </w:pPr>
-            <w:r>
-              <w:rPr>
-                <w:rFonts w:ascii="Arial" w:hAnsi="Arial" w:cs="Arial"/>
-                <w:b/>
-                <w:bCs/>
-              </w:rPr>
-              <w:t>Nº RG</w:t>
-            </w:r>
-            <w:r>
-              <w:rPr>
-                <w:rFonts w:ascii="Arial" w:hAnsi="Arial" w:cs="Arial"/>
-              </w:rPr>
-              <w:t>: @rg</w:t>
-            </w:r>
           </w:p>
         </w:tc>
         <w:tc>
@@ -471,13 +487,7 @@
                 <w:b/>
                 <w:bCs/>
               </w:rPr>
-              <w:t xml:space="preserve"> Nº CPF</w:t>
-            </w:r>
-            <w:r>
-              <w:rPr>
-                <w:rFonts w:ascii="Arial" w:hAnsi="Arial" w:cs="Arial"/>
-              </w:rPr>
-              <w:t>: @cpf</w:t>
+              <w:t xml:space="preserve"> </w:t>
             </w:r>
           </w:p>
         </w:tc>
@@ -905,29 +915,7 @@
                 <w:szCs w:val="16"/>
                 <w:shd w:val="clear" w:color="auto" w:fill="FFFFFF"/>
               </w:rPr>
-              <w:t xml:space="preserve">4.3 </w:t>
-            </w:r>
-            <w:proofErr w:type="spellStart"/>
-            <w:r>
-              <w:rPr>
-                <w:rFonts w:ascii="Arial" w:hAnsi="Arial" w:cs="Arial"/>
-                <w:b/>
-                <w:sz w:val="16"/>
-                <w:szCs w:val="16"/>
-                <w:shd w:val="clear" w:color="auto" w:fill="FFFFFF"/>
-              </w:rPr>
-              <w:t>EPCs</w:t>
-            </w:r>
-            <w:proofErr w:type="spellEnd"/>
-            <w:r>
-              <w:rPr>
-                <w:rFonts w:ascii="Arial" w:hAnsi="Arial" w:cs="Arial"/>
-                <w:b/>
-                <w:sz w:val="16"/>
-                <w:szCs w:val="16"/>
-                <w:shd w:val="clear" w:color="auto" w:fill="FFFFFF"/>
-              </w:rPr>
-              <w:t xml:space="preserve"> presentes em todas as frentes:</w:t>
+              <w:t>4.3 EPCs presentes em todas as frentes:</w:t>
             </w:r>
           </w:p>
           <w:p>
@@ -1132,25 +1120,7 @@
                 <w:sz w:val="16"/>
                 <w:szCs w:val="16"/>
               </w:rPr>
-              <w:t xml:space="preserve">Verificar a temperatura do CAP no espargidor e na </w:t>
-            </w:r>
-            <w:proofErr w:type="spellStart"/>
-            <w:r>
-              <w:rPr>
-                <w:rFonts w:ascii="Arial" w:hAnsi="Arial" w:cs="Arial"/>
-                <w:sz w:val="16"/>
-                <w:szCs w:val="16"/>
-              </w:rPr>
-              <w:t>vibroacabadora</w:t>
-            </w:r>
-            <w:proofErr w:type="spellEnd"/>
-            <w:r>
-              <w:rPr>
-                <w:rFonts w:ascii="Arial" w:hAnsi="Arial" w:cs="Arial"/>
-                <w:sz w:val="16"/>
-                <w:szCs w:val="16"/>
-              </w:rPr>
-              <w:t xml:space="preserve"> — temperatura mínima de operação conforme especificação do produto</w:t>
+              <w:t>Verificar a temperatura do CAP no espargidor e na vibroacabadora — temperatura mínima de operação conforme especificação do produto</w:t>
             </w:r>
           </w:p>
           <w:p>
@@ -1174,25 +1144,7 @@
                 <w:sz w:val="16"/>
                 <w:szCs w:val="16"/>
               </w:rPr>
-              <w:t xml:space="preserve">Inspecionar o estado dos equipamentos: espargidor, </w:t>
-            </w:r>
-            <w:proofErr w:type="spellStart"/>
-            <w:r>
-              <w:rPr>
-                <w:rFonts w:ascii="Arial" w:hAnsi="Arial" w:cs="Arial"/>
-                <w:sz w:val="16"/>
-                <w:szCs w:val="16"/>
-              </w:rPr>
-              <w:t>vibroacabadora</w:t>
-            </w:r>
-            <w:proofErr w:type="spellEnd"/>
-            <w:r>
-              <w:rPr>
-                <w:rFonts w:ascii="Arial" w:hAnsi="Arial" w:cs="Arial"/>
-                <w:sz w:val="16"/>
-                <w:szCs w:val="16"/>
-              </w:rPr>
-              <w:t>, rolo compactador e caminhões basculantes</w:t>
+              <w:t>Inspecionar o estado dos equipamentos: espargidor, vibroacabadora, rolo compactador e caminhões basculantes</w:t>
             </w:r>
           </w:p>
           <w:p>
@@ -1418,25 +1370,7 @@
                 <w:sz w:val="16"/>
                 <w:szCs w:val="16"/>
               </w:rPr>
-              <w:t xml:space="preserve">Respeitar as velocidades de operação dos equipamentos — </w:t>
-            </w:r>
-            <w:proofErr w:type="spellStart"/>
-            <w:r>
-              <w:rPr>
-                <w:rFonts w:ascii="Arial" w:hAnsi="Arial" w:cs="Arial"/>
-                <w:sz w:val="16"/>
-                <w:szCs w:val="16"/>
-              </w:rPr>
-              <w:t>vibroacabadora</w:t>
-            </w:r>
-            <w:proofErr w:type="spellEnd"/>
-            <w:r>
-              <w:rPr>
-                <w:rFonts w:ascii="Arial" w:hAnsi="Arial" w:cs="Arial"/>
-                <w:sz w:val="16"/>
-                <w:szCs w:val="16"/>
-              </w:rPr>
-              <w:t xml:space="preserve"> e rolo compactador conforme orientação do encarregado</w:t>
+              <w:t>Respeitar as velocidades de operação dos equipamentos — vibroacabadora e rolo compactador conforme orientação do encarregado</w:t>
             </w:r>
           </w:p>
           <w:p>
@@ -2786,17 +2720,6 @@
               <w:jc w:val="both"/>
               <w:rPr>
                 <w:rFonts w:ascii="Arial" w:hAnsi="Arial" w:cs="Arial"/>
-                <w:sz w:val="16"/>
-                <w:szCs w:val="16"/>
-              </w:rPr>
-            </w:pPr>
-          </w:p>
-          <w:p>
-            <w:pPr>
-              <w:spacing w:after="20"/>
-              <w:jc w:val="both"/>
-              <w:rPr>
-                <w:rFonts w:ascii="Arial" w:hAnsi="Arial" w:cs="Arial"/>
                 <w:b/>
                 <w:bCs/>
                 <w:sz w:val="16"/>
@@ -3180,7 +3103,6 @@
                 <w:sz w:val="16"/>
                 <w:szCs w:val="16"/>
               </w:rPr>
-              <w:lastRenderedPageBreak/>
               <w:t>Em caso de pane ou acidente em rodovia: sinalizar o veículo imediatamente com triângulo a 30m da traseira em via urbana e 100m em rodovia</w:t>
             </w:r>
           </w:p>
@@ -3946,25 +3868,7 @@
                 <w:sz w:val="16"/>
                 <w:szCs w:val="16"/>
               </w:rPr>
-              <w:t xml:space="preserve">Todo acidente ou quase acidente deve ser comunicado ao encarregado imediatamente. O encarregado aciona o Técnico de Segurança do Trabalho. A CAT deve ser emitida em até 24 horas após acidente com lesão. Registrar: hora, local, o que aconteceu, quem se feriu, </w:t>
-            </w:r>
-            <w:proofErr w:type="spellStart"/>
-            <w:r>
-              <w:rPr>
-                <w:rFonts w:ascii="Arial" w:hAnsi="Arial" w:cs="Arial"/>
-                <w:sz w:val="16"/>
-                <w:szCs w:val="16"/>
-              </w:rPr>
-              <w:t>estemunhas</w:t>
-            </w:r>
-            <w:proofErr w:type="spellEnd"/>
-            <w:r>
-              <w:rPr>
-                <w:rFonts w:ascii="Arial" w:hAnsi="Arial" w:cs="Arial"/>
-                <w:sz w:val="16"/>
-                <w:szCs w:val="16"/>
-              </w:rPr>
-              <w:t xml:space="preserve"> e primeiros socorros prestados. Preservar o local até liberação</w:t>
+              <w:t>Todo acidente ou quase acidente deve ser comunicado ao encarregado imediatamente. O encarregado aciona o Técnico de Segurança do Trabalho. A CAT deve ser emitida em até 24 horas após acidente com lesão. Registrar: hora, local, o que aconteceu, quem se feriu, estemunhas e primeiros socorros prestados. Preservar o local até liberação</w:t>
             </w:r>
             <w:r>
               <w:rPr>
@@ -4082,23 +3986,13 @@
                 <w:szCs w:val="16"/>
               </w:rPr>
             </w:pPr>
-            <w:proofErr w:type="spellStart"/>
-            <w:r>
-              <w:rPr>
-                <w:rFonts w:ascii="Arial" w:hAnsi="Arial" w:cs="Arial"/>
-                <w:sz w:val="16"/>
-                <w:szCs w:val="16"/>
-              </w:rPr>
-              <w:t>Fornecer</w:t>
-            </w:r>
-            <w:proofErr w:type="spellEnd"/>
-            <w:r>
-              <w:rPr>
-                <w:rFonts w:ascii="Arial" w:hAnsi="Arial" w:cs="Arial"/>
-                <w:sz w:val="16"/>
-                <w:szCs w:val="16"/>
-              </w:rPr>
-              <w:t xml:space="preserve"> os EPIs adequados a cada atividade em perfeito estado de conservação</w:t>
+            <w:r>
+              <w:rPr>
+                <w:rFonts w:ascii="Arial" w:hAnsi="Arial" w:cs="Arial"/>
+                <w:sz w:val="16"/>
+                <w:szCs w:val="16"/>
+              </w:rPr>
+              <w:t>Fornecer os EPIs adequados a cada atividade em perfeito estado de conservação</w:t>
             </w:r>
           </w:p>
           <w:p>
@@ -4384,25 +4278,7 @@
                 <w:sz w:val="16"/>
                 <w:szCs w:val="16"/>
               </w:rPr>
-              <w:t xml:space="preserve">Descumprir os procedimentos estabelecidos neste POP causando </w:t>
-            </w:r>
-            <w:proofErr w:type="spellStart"/>
-            <w:r>
-              <w:rPr>
-                <w:rFonts w:ascii="Arial" w:hAnsi="Arial" w:cs="Arial"/>
-                <w:sz w:val="16"/>
-                <w:szCs w:val="16"/>
-              </w:rPr>
-              <w:t>dano</w:t>
-            </w:r>
-            <w:proofErr w:type="spellEnd"/>
-            <w:r>
-              <w:rPr>
-                <w:rFonts w:ascii="Arial" w:hAnsi="Arial" w:cs="Arial"/>
-                <w:sz w:val="16"/>
-                <w:szCs w:val="16"/>
-              </w:rPr>
-              <w:t xml:space="preserve"> a equipamentos, ao patrimônio ou a terceiros</w:t>
+              <w:t>Descumprir os procedimentos estabelecidos neste POP causando dano a equipamentos, ao patrimônio ou a terceiros</w:t>
             </w:r>
           </w:p>
           <w:p>
@@ -4567,6 +4443,7 @@
           <w:p>
             <w:pPr>
               <w:spacing w:before="60" w:after="60"/>
+              <w:jc w:val="center"/>
               <w:rPr>
                 <w:rFonts w:ascii="Arial" w:hAnsi="Arial" w:cs="Arial"/>
                 <w:b/>
@@ -4575,16 +4452,6 @@
                 <w:shd w:val="clear" w:color="auto" w:fill="FFFFFF"/>
               </w:rPr>
             </w:pPr>
-            <w:r>
-              <w:rPr>
-                <w:rFonts w:ascii="Arial" w:hAnsi="Arial" w:cs="Arial"/>
-                <w:b/>
-                <w:sz w:val="18"/>
-                <w:szCs w:val="18"/>
-                <w:shd w:val="clear" w:color="auto" w:fill="FFFFFF"/>
-              </w:rPr>
-              <w:br/>
-            </w:r>
             <w:r>
               <w:rPr>
                 <w:rFonts w:ascii="Arial" w:hAnsi="Arial" w:cs="Arial"/>
@@ -4621,16 +4488,6 @@
                 <w:shd w:val="clear" w:color="auto" w:fill="FFFFFF"/>
               </w:rPr>
             </w:pPr>
-            <w:r>
-              <w:rPr>
-                <w:rFonts w:ascii="Arial" w:hAnsi="Arial" w:cs="Arial"/>
-                <w:b/>
-                <w:sz w:val="18"/>
-                <w:szCs w:val="18"/>
-                <w:shd w:val="clear" w:color="auto" w:fill="FFFFFF"/>
-              </w:rPr>
-              <w:br/>
-            </w:r>
             <w:r>
               <w:rPr>
                 <w:rFonts w:ascii="Arial" w:hAnsi="Arial" w:cs="Arial"/>
@@ -4678,8 +4535,7 @@
                 <w:szCs w:val="18"/>
                 <w:shd w:val="clear" w:color="auto" w:fill="FFFFFF"/>
               </w:rPr>
-              <w:lastRenderedPageBreak/>
-              <w:t>@nome</w:t>
+              <w:t>{{NOME}}</w:t>
             </w:r>
           </w:p>
         </w:tc>
@@ -4702,6 +4558,7 @@
                 <w:tab w:val="right" w:pos="5356"/>
               </w:tabs>
               <w:spacing w:before="60" w:after="60"/>
+              <w:jc w:val="center"/>
               <w:rPr>
                 <w:rFonts w:ascii="Arial" w:hAnsi="Arial" w:cs="Arial"/>
                 <w:sz w:val="18"/>
@@ -4716,32 +4573,7 @@
                 <w:szCs w:val="18"/>
                 <w:shd w:val="clear" w:color="auto" w:fill="FFFFFF"/>
               </w:rPr>
-              <w:tab/>
-            </w:r>
-            <w:r>
-              <w:rPr>
-                <w:rFonts w:ascii="Arial" w:hAnsi="Arial" w:cs="Arial"/>
-                <w:szCs w:val="24"/>
-                <w:shd w:val="clear" w:color="auto" w:fill="FFFFFF"/>
-              </w:rPr>
-              <w:t>@</w:t>
-            </w:r>
-            <w:r>
-              <w:rPr>
-                <w:rFonts w:ascii="Arial" w:hAnsi="Arial" w:cs="Arial"/>
-                <w:szCs w:val="24"/>
-                <w:shd w:val="clear" w:color="auto" w:fill="FFFFFF"/>
-              </w:rPr>
-              <w:t>resp_tecnico</w:t>
-            </w:r>
-            <w:r>
-              <w:rPr>
-                <w:rFonts w:ascii="Arial" w:hAnsi="Arial" w:cs="Arial"/>
-                <w:sz w:val="18"/>
-                <w:szCs w:val="18"/>
-                <w:shd w:val="clear" w:color="auto" w:fill="FFFFFF"/>
-              </w:rPr>
-              <w:tab/>
+              <w:t>{{RESP_SST}}</w:t>
             </w:r>
           </w:p>
         </w:tc>
@@ -4749,7 +4581,6 @@
     </w:tbl>
     <w:p>
       <w:pPr>
-        <w:jc w:val="center"/>
         <w:rPr>
           <w:rFonts w:ascii="Arial" w:hAnsi="Arial" w:cs="Arial"/>
           <w:b/>
@@ -5108,7 +4939,7 @@
         <v:path o:extrusionok="f" gradientshapeok="t" o:connecttype="rect"/>
         <o:lock v:ext="edit" aspectratio="t"/>
       </v:shapetype>
-      <v:shape id="_x0000_i1041" type="#_x0000_t75" style="width:11.2pt;height:11.2pt" o:bullet="t">
+      <v:shape id="_x0000_i1073" type="#_x0000_t75" style="width:11.2pt;height:11.2pt" o:bullet="t">
         <v:imagedata r:id="rId1" o:title="mso8E6E"/>
       </v:shape>
     </w:pict>
@@ -10990,6 +10821,7 @@
   <w:style w:type="character" w:default="1" w:styleId="Fontepargpadro">
     <w:name w:val="Default Paragraph Font"/>
     <w:uiPriority w:val="1"/>
+    <w:semiHidden/>
     <w:unhideWhenUsed/>
   </w:style>
   <w:style w:type="table" w:default="1" w:styleId="Tabelanormal">
